--- a/public/fun/forms/이력서_방과후·돌봄교사_6_NCS형.docx
+++ b/public/fun/forms/이력서_방과후·돌봄교사_6_NCS형.docx
@@ -505,21 +505,57 @@
             <w:tcW w:type="dxa" w:w="2085"/>
             <w:vAlign w:val="center"/>
           </w:tcPr>
-          <w:p/>
+          <w:p>
+            <w:pPr>
+              <w:spacing w:before="0" w:after="0"/>
+              <w:jc w:val="left"/>
+            </w:pPr>
+            <w:r>
+              <w:rPr>
+                <w:color w:val="A9B0B8"/>
+                <w:sz w:val="16"/>
+              </w:rPr>
+              <w:t>예) 2023.05.</w:t>
+            </w:r>
+          </w:p>
         </w:tc>
         <w:tc>
           <w:tcPr>
             <w:tcW w:type="dxa" w:w="2775"/>
             <w:vAlign w:val="center"/>
           </w:tcPr>
-          <w:p/>
+          <w:p>
+            <w:pPr>
+              <w:spacing w:before="0" w:after="0"/>
+              <w:jc w:val="left"/>
+            </w:pPr>
+            <w:r>
+              <w:rPr>
+                <w:color w:val="A9B0B8"/>
+                <w:sz w:val="16"/>
+              </w:rPr>
+              <w:t>○○ 자격/이수</w:t>
+            </w:r>
+          </w:p>
         </w:tc>
         <w:tc>
           <w:tcPr>
             <w:tcW w:type="dxa" w:w="2775"/>
             <w:vAlign w:val="center"/>
           </w:tcPr>
-          <w:p/>
+          <w:p>
+            <w:pPr>
+              <w:spacing w:before="0" w:after="0"/>
+              <w:jc w:val="left"/>
+            </w:pPr>
+            <w:r>
+              <w:rPr>
+                <w:color w:val="A9B0B8"/>
+                <w:sz w:val="16"/>
+              </w:rPr>
+              <w:t>○○공단</w:t>
+            </w:r>
+          </w:p>
         </w:tc>
         <w:tc>
           <w:tcPr>
@@ -752,21 +788,57 @@
             <w:tcW w:type="dxa" w:w="2085"/>
             <w:vAlign w:val="center"/>
           </w:tcPr>
-          <w:p/>
+          <w:p>
+            <w:pPr>
+              <w:spacing w:before="0" w:after="0"/>
+              <w:jc w:val="left"/>
+            </w:pPr>
+            <w:r>
+              <w:rPr>
+                <w:color w:val="A9B0B8"/>
+                <w:sz w:val="16"/>
+              </w:rPr>
+              <w:t>예) 2022.03 ~ 2024.02</w:t>
+            </w:r>
+          </w:p>
         </w:tc>
         <w:tc>
           <w:tcPr>
             <w:tcW w:type="dxa" w:w="4170"/>
             <w:vAlign w:val="center"/>
           </w:tcPr>
-          <w:p/>
+          <w:p>
+            <w:pPr>
+              <w:spacing w:before="0" w:after="0"/>
+              <w:jc w:val="left"/>
+            </w:pPr>
+            <w:r>
+              <w:rPr>
+                <w:color w:val="A9B0B8"/>
+                <w:sz w:val="16"/>
+              </w:rPr>
+              <w:t>○○대학교 (졸업)</w:t>
+            </w:r>
+          </w:p>
         </w:tc>
         <w:tc>
           <w:tcPr>
             <w:tcW w:type="dxa" w:w="4155"/>
             <w:vAlign w:val="center"/>
           </w:tcPr>
-          <w:p/>
+          <w:p>
+            <w:pPr>
+              <w:spacing w:before="0" w:after="0"/>
+              <w:jc w:val="left"/>
+            </w:pPr>
+            <w:r>
+              <w:rPr>
+                <w:color w:val="A9B0B8"/>
+                <w:sz w:val="16"/>
+              </w:rPr>
+              <w:t>배운 점 · 활동 내용</w:t>
+            </w:r>
+          </w:p>
         </w:tc>
       </w:tr>
       <w:tr>
@@ -1018,7 +1090,19 @@
             <w:tcW w:type="dxa" w:w="2085"/>
             <w:vAlign w:val="center"/>
           </w:tcPr>
-          <w:p/>
+          <w:p>
+            <w:pPr>
+              <w:spacing w:before="0" w:after="0"/>
+              <w:jc w:val="left"/>
+            </w:pPr>
+            <w:r>
+              <w:rPr>
+                <w:color w:val="A9B0B8"/>
+                <w:sz w:val="16"/>
+              </w:rPr>
+              <w:t>예) 2022.03 ~ 2024.02</w:t>
+            </w:r>
+          </w:p>
         </w:tc>
         <w:tc>
           <w:tcPr>

--- a/public/fun/forms/이력서_방과후·돌봄교사_6_NCS형.docx
+++ b/public/fun/forms/이력서_방과후·돌봄교사_6_NCS형.docx
@@ -109,10 +109,10 @@
       </w:tblPr>
       <w:tblGrid>
         <w:gridCol w:w="1695"/>
-        <w:gridCol w:w="1200"/>
+        <w:gridCol w:w="1230"/>
         <w:gridCol w:w="3255"/>
-        <w:gridCol w:w="1200"/>
-        <w:gridCol w:w="3060"/>
+        <w:gridCol w:w="1230"/>
+        <w:gridCol w:w="3000"/>
       </w:tblGrid>
       <w:tr>
         <w:trPr>
@@ -143,7 +143,7 @@
         </w:tc>
         <w:tc>
           <w:tcPr>
-            <w:tcW w:type="dxa" w:w="1200"/>
+            <w:tcW w:type="dxa" w:w="1230"/>
             <w:shd w:val="clear" w:color="auto" w:fill="F3F3F4"/>
             <w:vAlign w:val="center"/>
           </w:tcPr>
@@ -171,7 +171,7 @@
         </w:tc>
         <w:tc>
           <w:tcPr>
-            <w:tcW w:type="dxa" w:w="1200"/>
+            <w:tcW w:type="dxa" w:w="1230"/>
             <w:shd w:val="clear" w:color="auto" w:fill="F3F3F4"/>
             <w:vAlign w:val="center"/>
           </w:tcPr>
@@ -192,7 +192,7 @@
         </w:tc>
         <w:tc>
           <w:tcPr>
-            <w:tcW w:type="dxa" w:w="3060"/>
+            <w:tcW w:type="dxa" w:w="3000"/>
             <w:vAlign w:val="center"/>
           </w:tcPr>
           <w:p/>
@@ -212,7 +212,7 @@
         </w:tc>
         <w:tc>
           <w:tcPr>
-            <w:tcW w:type="dxa" w:w="1200"/>
+            <w:tcW w:type="dxa" w:w="1230"/>
             <w:shd w:val="clear" w:color="auto" w:fill="F3F3F4"/>
             <w:vAlign w:val="center"/>
           </w:tcPr>
@@ -240,7 +240,7 @@
         </w:tc>
         <w:tc>
           <w:tcPr>
-            <w:tcW w:type="dxa" w:w="1200"/>
+            <w:tcW w:type="dxa" w:w="1230"/>
             <w:shd w:val="clear" w:color="auto" w:fill="F3F3F4"/>
             <w:vAlign w:val="center"/>
           </w:tcPr>
@@ -261,7 +261,7 @@
         </w:tc>
         <w:tc>
           <w:tcPr>
-            <w:tcW w:type="dxa" w:w="3060"/>
+            <w:tcW w:type="dxa" w:w="3000"/>
             <w:vAlign w:val="center"/>
           </w:tcPr>
           <w:p/>
@@ -281,7 +281,7 @@
         </w:tc>
         <w:tc>
           <w:tcPr>
-            <w:tcW w:type="dxa" w:w="1200"/>
+            <w:tcW w:type="dxa" w:w="1230"/>
             <w:shd w:val="clear" w:color="auto" w:fill="F3F3F4"/>
             <w:vAlign w:val="center"/>
           </w:tcPr>
@@ -309,7 +309,7 @@
         </w:tc>
         <w:tc>
           <w:tcPr>
-            <w:tcW w:type="dxa" w:w="1200"/>
+            <w:tcW w:type="dxa" w:w="1230"/>
             <w:shd w:val="clear" w:color="auto" w:fill="F3F3F4"/>
             <w:vAlign w:val="center"/>
           </w:tcPr>
@@ -330,7 +330,7 @@
         </w:tc>
         <w:tc>
           <w:tcPr>
-            <w:tcW w:type="dxa" w:w="3060"/>
+            <w:tcW w:type="dxa" w:w="3000"/>
             <w:vAlign w:val="center"/>
           </w:tcPr>
           <w:p/>
@@ -1054,7 +1054,9 @@
                 <w:color w:val="31363F"/>
                 <w:sz w:val="19"/>
               </w:rPr>
-              <w:t>담당 학년 · 인원</w:t>
+              <w:t>담당 학년 ·</w:t>
+              <w:br/>
+              <w:t>인원</w:t>
             </w:r>
           </w:p>
         </w:tc>
@@ -1381,10 +1383,10 @@
         <w:tblLook w:firstColumn="1" w:firstRow="1" w:lastColumn="0" w:lastRow="0" w:noHBand="0" w:noVBand="1" w:val="04A0"/>
       </w:tblPr>
       <w:tblGrid>
-        <w:gridCol w:w="1380"/>
-        <w:gridCol w:w="3825"/>
-        <w:gridCol w:w="1380"/>
-        <w:gridCol w:w="3825"/>
+        <w:gridCol w:w="1545"/>
+        <w:gridCol w:w="3660"/>
+        <w:gridCol w:w="1545"/>
+        <w:gridCol w:w="3660"/>
       </w:tblGrid>
       <w:tr>
         <w:trPr>
@@ -1393,7 +1395,7 @@
         </w:trPr>
         <w:tc>
           <w:tcPr>
-            <w:tcW w:type="dxa" w:w="1380"/>
+            <w:tcW w:type="dxa" w:w="1545"/>
             <w:shd w:val="clear" w:color="auto" w:fill="F3F3F4"/>
             <w:vAlign w:val="center"/>
           </w:tcPr>
@@ -1414,13 +1416,13 @@
         </w:tc>
         <w:tc>
           <w:tcPr>
-            <w:tcW w:type="dxa" w:w="3825"/>
+            <w:tcW w:type="dxa" w:w="3660"/>
           </w:tcPr>
           <w:p/>
         </w:tc>
         <w:tc>
           <w:tcPr>
-            <w:tcW w:type="dxa" w:w="1380"/>
+            <w:tcW w:type="dxa" w:w="1545"/>
             <w:shd w:val="clear" w:color="auto" w:fill="F3F3F4"/>
             <w:vAlign w:val="center"/>
           </w:tcPr>
@@ -1441,7 +1443,7 @@
         </w:tc>
         <w:tc>
           <w:tcPr>
-            <w:tcW w:type="dxa" w:w="3825"/>
+            <w:tcW w:type="dxa" w:w="3660"/>
           </w:tcPr>
           <w:p/>
         </w:tc>
@@ -1453,7 +1455,7 @@
         </w:trPr>
         <w:tc>
           <w:tcPr>
-            <w:tcW w:type="dxa" w:w="1380"/>
+            <w:tcW w:type="dxa" w:w="1545"/>
             <w:shd w:val="clear" w:color="auto" w:fill="F3F3F4"/>
             <w:vAlign w:val="center"/>
           </w:tcPr>
@@ -1474,13 +1476,13 @@
         </w:tc>
         <w:tc>
           <w:tcPr>
-            <w:tcW w:type="dxa" w:w="3825"/>
+            <w:tcW w:type="dxa" w:w="3660"/>
           </w:tcPr>
           <w:p/>
         </w:tc>
         <w:tc>
           <w:tcPr>
-            <w:tcW w:type="dxa" w:w="1380"/>
+            <w:tcW w:type="dxa" w:w="1545"/>
             <w:shd w:val="clear" w:color="auto" w:fill="F3F3F4"/>
             <w:vAlign w:val="center"/>
           </w:tcPr>
@@ -1495,13 +1497,15 @@
                 <w:color w:val="31363F"/>
                 <w:sz w:val="18"/>
               </w:rPr>
-              <w:t>사용 기술 · 도구</w:t>
+              <w:t>사용 기술 ·</w:t>
+              <w:br/>
+              <w:t>도구</w:t>
             </w:r>
           </w:p>
         </w:tc>
         <w:tc>
           <w:tcPr>
-            <w:tcW w:type="dxa" w:w="3825"/>
+            <w:tcW w:type="dxa" w:w="3660"/>
           </w:tcPr>
           <w:p/>
         </w:tc>
@@ -1513,7 +1517,7 @@
         </w:trPr>
         <w:tc>
           <w:tcPr>
-            <w:tcW w:type="dxa" w:w="1380"/>
+            <w:tcW w:type="dxa" w:w="1545"/>
             <w:shd w:val="clear" w:color="auto" w:fill="F3F3F4"/>
             <w:vAlign w:val="center"/>
           </w:tcPr>
@@ -1534,7 +1538,7 @@
         </w:tc>
         <w:tc>
           <w:tcPr>
-            <w:tcW w:type="dxa" w:w="9030"/>
+            <w:tcW w:type="dxa" w:w="8865"/>
             <w:gridSpan w:val="3"/>
           </w:tcPr>
           <w:p/>
@@ -1547,7 +1551,7 @@
         </w:trPr>
         <w:tc>
           <w:tcPr>
-            <w:tcW w:type="dxa" w:w="1380"/>
+            <w:tcW w:type="dxa" w:w="1545"/>
             <w:shd w:val="clear" w:color="auto" w:fill="F3F3F4"/>
             <w:vAlign w:val="center"/>
           </w:tcPr>
@@ -1568,7 +1572,7 @@
         </w:tc>
         <w:tc>
           <w:tcPr>
-            <w:tcW w:type="dxa" w:w="9030"/>
+            <w:tcW w:type="dxa" w:w="8865"/>
             <w:gridSpan w:val="3"/>
           </w:tcPr>
           <w:p/>
@@ -1602,10 +1606,10 @@
         <w:tblLook w:firstColumn="1" w:firstRow="1" w:lastColumn="0" w:lastRow="0" w:noHBand="0" w:noVBand="1" w:val="04A0"/>
       </w:tblPr>
       <w:tblGrid>
-        <w:gridCol w:w="1380"/>
-        <w:gridCol w:w="3825"/>
-        <w:gridCol w:w="1380"/>
-        <w:gridCol w:w="3825"/>
+        <w:gridCol w:w="1545"/>
+        <w:gridCol w:w="3660"/>
+        <w:gridCol w:w="1545"/>
+        <w:gridCol w:w="3660"/>
       </w:tblGrid>
       <w:tr>
         <w:trPr>
@@ -1614,7 +1618,7 @@
         </w:trPr>
         <w:tc>
           <w:tcPr>
-            <w:tcW w:type="dxa" w:w="1380"/>
+            <w:tcW w:type="dxa" w:w="1545"/>
             <w:shd w:val="clear" w:color="auto" w:fill="F3F3F4"/>
             <w:vAlign w:val="center"/>
           </w:tcPr>
@@ -1635,13 +1639,13 @@
         </w:tc>
         <w:tc>
           <w:tcPr>
-            <w:tcW w:type="dxa" w:w="3825"/>
+            <w:tcW w:type="dxa" w:w="3660"/>
           </w:tcPr>
           <w:p/>
         </w:tc>
         <w:tc>
           <w:tcPr>
-            <w:tcW w:type="dxa" w:w="1380"/>
+            <w:tcW w:type="dxa" w:w="1545"/>
             <w:shd w:val="clear" w:color="auto" w:fill="F3F3F4"/>
             <w:vAlign w:val="center"/>
           </w:tcPr>
@@ -1662,7 +1666,7 @@
         </w:tc>
         <w:tc>
           <w:tcPr>
-            <w:tcW w:type="dxa" w:w="3825"/>
+            <w:tcW w:type="dxa" w:w="3660"/>
           </w:tcPr>
           <w:p/>
         </w:tc>
@@ -1674,7 +1678,7 @@
         </w:trPr>
         <w:tc>
           <w:tcPr>
-            <w:tcW w:type="dxa" w:w="1380"/>
+            <w:tcW w:type="dxa" w:w="1545"/>
             <w:shd w:val="clear" w:color="auto" w:fill="F3F3F4"/>
             <w:vAlign w:val="center"/>
           </w:tcPr>
@@ -1695,13 +1699,13 @@
         </w:tc>
         <w:tc>
           <w:tcPr>
-            <w:tcW w:type="dxa" w:w="3825"/>
+            <w:tcW w:type="dxa" w:w="3660"/>
           </w:tcPr>
           <w:p/>
         </w:tc>
         <w:tc>
           <w:tcPr>
-            <w:tcW w:type="dxa" w:w="1380"/>
+            <w:tcW w:type="dxa" w:w="1545"/>
             <w:shd w:val="clear" w:color="auto" w:fill="F3F3F4"/>
             <w:vAlign w:val="center"/>
           </w:tcPr>
@@ -1716,13 +1720,15 @@
                 <w:color w:val="31363F"/>
                 <w:sz w:val="18"/>
               </w:rPr>
-              <w:t>사용 기술 · 도구</w:t>
+              <w:t>사용 기술 ·</w:t>
+              <w:br/>
+              <w:t>도구</w:t>
             </w:r>
           </w:p>
         </w:tc>
         <w:tc>
           <w:tcPr>
-            <w:tcW w:type="dxa" w:w="3825"/>
+            <w:tcW w:type="dxa" w:w="3660"/>
           </w:tcPr>
           <w:p/>
         </w:tc>
@@ -1734,7 +1740,7 @@
         </w:trPr>
         <w:tc>
           <w:tcPr>
-            <w:tcW w:type="dxa" w:w="1380"/>
+            <w:tcW w:type="dxa" w:w="1545"/>
             <w:shd w:val="clear" w:color="auto" w:fill="F3F3F4"/>
             <w:vAlign w:val="center"/>
           </w:tcPr>
@@ -1755,7 +1761,7 @@
         </w:tc>
         <w:tc>
           <w:tcPr>
-            <w:tcW w:type="dxa" w:w="9030"/>
+            <w:tcW w:type="dxa" w:w="8865"/>
             <w:gridSpan w:val="3"/>
           </w:tcPr>
           <w:p/>
@@ -1768,7 +1774,7 @@
         </w:trPr>
         <w:tc>
           <w:tcPr>
-            <w:tcW w:type="dxa" w:w="1380"/>
+            <w:tcW w:type="dxa" w:w="1545"/>
             <w:shd w:val="clear" w:color="auto" w:fill="F3F3F4"/>
             <w:vAlign w:val="center"/>
           </w:tcPr>
@@ -1789,7 +1795,7 @@
         </w:tc>
         <w:tc>
           <w:tcPr>
-            <w:tcW w:type="dxa" w:w="9030"/>
+            <w:tcW w:type="dxa" w:w="8865"/>
             <w:gridSpan w:val="3"/>
           </w:tcPr>
           <w:p/>

--- a/public/fun/forms/이력서_방과후·돌봄교사_6_NCS형.docx
+++ b/public/fun/forms/이력서_방과후·돌봄교사_6_NCS형.docx
@@ -515,7 +515,7 @@
                 <w:color w:val="A9B0B8"/>
                 <w:sz w:val="16"/>
               </w:rPr>
-              <w:t>예) 2023.05.</w:t>
+              <w:t>예) ○○○○.○○.</w:t>
             </w:r>
           </w:p>
         </w:tc>
@@ -798,7 +798,7 @@
                 <w:color w:val="A9B0B8"/>
                 <w:sz w:val="16"/>
               </w:rPr>
-              <w:t>예) 2022.03 ~ 2024.02</w:t>
+              <w:t>예) ○○○○.○○ ~ ○○○○.○○</w:t>
             </w:r>
           </w:p>
         </w:tc>
@@ -817,7 +817,7 @@
                 <w:color w:val="A9B0B8"/>
                 <w:sz w:val="16"/>
               </w:rPr>
-              <w:t>○○대학교 (졸업)</w:t>
+              <w:t>학교명 입력 (졸업)</w:t>
             </w:r>
           </w:p>
         </w:tc>
@@ -1102,7 +1102,7 @@
                 <w:color w:val="A9B0B8"/>
                 <w:sz w:val="16"/>
               </w:rPr>
-              <w:t>예) 2022.03 ~ 2024.02</w:t>
+              <w:t>예) ○○○○.○○ ~ ○○○○.○○</w:t>
             </w:r>
           </w:p>
         </w:tc>
@@ -1817,7 +1817,7 @@
         <w:rPr>
           <w:sz w:val="19"/>
         </w:rPr>
-        <w:t>위 내용은 사실과 다름이 없음을 확인합니다.     20      년      월      일     작성자 :  ______________  (서명)</w:t>
+        <w:t>위 내용은 사실과 다름이 없음을 확인합니다.           년      월      일     작성자 :  ______________  (서명)</w:t>
       </w:r>
     </w:p>
     <w:p>
@@ -2083,7 +2083,7 @@
                 <w:color w:val="575E6B"/>
                 <w:sz w:val="19"/>
               </w:rPr>
-              <w:t>2022~현재 · ○○초등 돌봄교실 · 1~3학년 24명 · 독서·보드게임 프로그램, 학부모 만족도 4.7/5</w:t>
+              <w:t>기간 입력 · ○○ 돌봄교실 · 아동 24명 · 독서·보드게임 프로그램, 학부모 만족도 4.7/5</w:t>
             </w:r>
           </w:p>
         </w:tc>
